--- a/module-11/Sidzyik_Module_11.2.docx
+++ b/module-11/Sidzyik_Module_11.2.docx
@@ -34,22 +34,7 @@
         <w:t>/26</w:t>
       </w:r>
     </w:p>
-    <w:p>
-      <w:pPr>
-        <w:jc w:val="center"/>
-        <w:rPr>
-          <w:b/>
-          <w:bCs/>
-        </w:rPr>
-      </w:pPr>
-      <w:r>
-        <w:rPr>
-          <w:b/>
-          <w:bCs/>
-        </w:rPr>
-        <w:t>The Dangers of Change Approval Processes</w:t>
-      </w:r>
-    </w:p>
+    <w:p/>
     <w:p>
       <w:r>
         <w:t xml:space="preserve">The first case study, </w:t>
@@ -892,6 +877,7 @@
   <w:style w:type="character" w:default="1" w:styleId="DefaultParagraphFont">
     <w:name w:val="Default Paragraph Font"/>
     <w:uiPriority w:val="1"/>
+    <w:semiHidden/>
     <w:unhideWhenUsed/>
   </w:style>
   <w:style w:type="table" w:default="1" w:styleId="TableNormal">
